--- a/src/OpenXmlHtml.Tests/WordTableStyleTests.CellVerticalAlign.DotNet.verified.docx
+++ b/src/OpenXmlHtml.Tests/WordTableStyleTests.CellVerticalAlign.DotNet.verified.docx
@@ -22,13 +22,13 @@
       <w:tr>
         <w:tc>
           <w:tcPr>
-            <w:vAlign w:val="top"/>
             <w:tcMar>
               <w:top w:w="240" w:type="dxa"/>
-              <w:start w:w="240" w:type="dxa"/>
+              <w:left w:w="240" w:type="dxa"/>
               <w:bottom w:w="240" w:type="dxa"/>
-              <w:end w:w="240" w:type="dxa"/>
+              <w:right w:w="240" w:type="dxa"/>
             </w:tcMar>
+            <w:vAlign w:val="top"/>
           </w:tcPr>
           <w:p>
             <w:r>
@@ -38,13 +38,13 @@
         </w:tc>
         <w:tc>
           <w:tcPr>
-            <w:vAlign w:val="center"/>
             <w:tcMar>
               <w:top w:w="240" w:type="dxa"/>
-              <w:start w:w="240" w:type="dxa"/>
+              <w:left w:w="240" w:type="dxa"/>
               <w:bottom w:w="240" w:type="dxa"/>
-              <w:end w:w="240" w:type="dxa"/>
+              <w:right w:w="240" w:type="dxa"/>
             </w:tcMar>
+            <w:vAlign w:val="center"/>
           </w:tcPr>
           <w:p>
             <w:r>
@@ -54,13 +54,13 @@
         </w:tc>
         <w:tc>
           <w:tcPr>
-            <w:vAlign w:val="bottom"/>
             <w:tcMar>
               <w:top w:w="240" w:type="dxa"/>
-              <w:start w:w="240" w:type="dxa"/>
+              <w:left w:w="240" w:type="dxa"/>
               <w:bottom w:w="240" w:type="dxa"/>
-              <w:end w:w="240" w:type="dxa"/>
+              <w:right w:w="240" w:type="dxa"/>
             </w:tcMar>
+            <w:vAlign w:val="bottom"/>
           </w:tcPr>
           <w:p>
             <w:r>
